--- a/formatos/10. ACTA DE APROBACION DEL INFORME DE PASANTÍA.docx
+++ b/formatos/10. ACTA DE APROBACION DEL INFORME DE PASANTÍA.docx
@@ -1,6 +1,6 @@
 
 <file path=word/document.xml><?xml version="1.0" encoding="utf-8"?>
-<w:document xmlns:wpc="http://schemas.microsoft.com/office/word/2010/wordprocessingCanvas" xmlns:mc="http://schemas.openxmlformats.org/markup-compatibility/2006" xmlns:o="urn:schemas-microsoft-com:office:office" xmlns:r="http://schemas.openxmlformats.org/officeDocument/2006/relationships" xmlns:m="http://schemas.openxmlformats.org/officeDocument/2006/math" xmlns:v="urn:schemas-microsoft-com:vml" xmlns:wp14="http://schemas.microsoft.com/office/word/2010/wordprocessingDrawing" xmlns:wp="http://schemas.openxmlformats.org/drawingml/2006/wordprocessingDrawing" xmlns:w10="urn:schemas-microsoft-com:office:word" xmlns:w="http://schemas.openxmlformats.org/wordprocessingml/2006/main" xmlns:w14="http://schemas.microsoft.com/office/word/2010/wordml" xmlns:w15="http://schemas.microsoft.com/office/word/2012/wordml" xmlns:wpg="http://schemas.microsoft.com/office/word/2010/wordprocessingGroup" xmlns:wpi="http://schemas.microsoft.com/office/word/2010/wordprocessingInk" xmlns:wne="http://schemas.microsoft.com/office/word/2006/wordml" xmlns:wps="http://schemas.microsoft.com/office/word/2010/wordprocessingShape" mc:Ignorable="w14 w15 wp14">
+<w:document xmlns:wpc="http://schemas.microsoft.com/office/word/2010/wordprocessingCanvas" xmlns:cx="http://schemas.microsoft.com/office/drawing/2014/chartex" xmlns:cx1="http://schemas.microsoft.com/office/drawing/2015/9/8/chartex" xmlns:cx2="http://schemas.microsoft.com/office/drawing/2015/10/21/chartex" xmlns:cx3="http://schemas.microsoft.com/office/drawing/2016/5/9/chartex" xmlns:cx4="http://schemas.microsoft.com/office/drawing/2016/5/10/chartex" xmlns:cx5="http://schemas.microsoft.com/office/drawing/2016/5/11/chartex" xmlns:cx6="http://schemas.microsoft.com/office/drawing/2016/5/12/chartex" xmlns:cx7="http://schemas.microsoft.com/office/drawing/2016/5/13/chartex" xmlns:cx8="http://schemas.microsoft.com/office/drawing/2016/5/14/chartex" xmlns:mc="http://schemas.openxmlformats.org/markup-compatibility/2006" xmlns:aink="http://schemas.microsoft.com/office/drawing/2016/ink" xmlns:am3d="http://schemas.microsoft.com/office/drawing/2017/model3d" xmlns:o="urn:schemas-microsoft-com:office:office" xmlns:r="http://schemas.openxmlformats.org/officeDocument/2006/relationships" xmlns:m="http://schemas.openxmlformats.org/officeDocument/2006/math" xmlns:v="urn:schemas-microsoft-com:vml" xmlns:wp14="http://schemas.microsoft.com/office/word/2010/wordprocessingDrawing" xmlns:wp="http://schemas.openxmlformats.org/drawingml/2006/wordprocessingDrawing" xmlns:w10="urn:schemas-microsoft-com:office:word" xmlns:w="http://schemas.openxmlformats.org/wordprocessingml/2006/main" xmlns:w14="http://schemas.microsoft.com/office/word/2010/wordml" xmlns:w15="http://schemas.microsoft.com/office/word/2012/wordml" xmlns:w16cex="http://schemas.microsoft.com/office/word/2018/wordml/cex" xmlns:w16cid="http://schemas.microsoft.com/office/word/2016/wordml/cid" xmlns:w16="http://schemas.microsoft.com/office/word/2018/wordml" xmlns:w16sdtdh="http://schemas.microsoft.com/office/word/2020/wordml/sdtdatahash" xmlns:w16se="http://schemas.microsoft.com/office/word/2015/wordml/symex" xmlns:wpg="http://schemas.microsoft.com/office/word/2010/wordprocessingGroup" xmlns:wpi="http://schemas.microsoft.com/office/word/2010/wordprocessingInk" xmlns:wne="http://schemas.microsoft.com/office/word/2006/wordml" xmlns:wps="http://schemas.microsoft.com/office/word/2010/wordprocessingShape" mc:Ignorable="w14 w15 w16se w16cid w16 w16cex w16sdtdh wp14">
   <w:body>
     <w:p>
       <w:pPr>
@@ -8,8 +8,6 @@
           <w:b/>
         </w:rPr>
       </w:pPr>
-      <w:bookmarkStart w:id="0" w:name="_GoBack"/>
-      <w:bookmarkEnd w:id="0"/>
       <w:r>
         <w:rPr>
           <w:b/>
@@ -19,7 +17,7 @@
           <w:lang w:val="es-VE" w:eastAsia="es-VE"/>
         </w:rPr>
         <w:drawing>
-          <wp:anchor distT="0" distB="0" distL="114300" distR="114300" simplePos="0" relativeHeight="251659264" behindDoc="1" locked="0" layoutInCell="1" allowOverlap="1" wp14:anchorId="7CCAB3E0" wp14:editId="07639C67">
+          <wp:anchor distT="0" distB="0" distL="114300" distR="114300" simplePos="0" relativeHeight="251659264" behindDoc="1" locked="0" layoutInCell="1" allowOverlap="1" wp14:anchorId="07791706" wp14:editId="4B74E66B">
             <wp:simplePos x="0" y="0"/>
             <wp:positionH relativeFrom="leftMargin">
               <wp:align>right</wp:align>
@@ -86,7 +84,7 @@
         <mc:AlternateContent>
           <mc:Choice Requires="wps">
             <w:drawing>
-              <wp:anchor distT="0" distB="0" distL="114300" distR="114300" simplePos="0" relativeHeight="251665408" behindDoc="0" locked="0" layoutInCell="1" allowOverlap="1" wp14:anchorId="7BE01968" wp14:editId="5F3B9ACC">
+              <wp:anchor distT="0" distB="0" distL="114300" distR="114300" simplePos="0" relativeHeight="251665408" behindDoc="0" locked="0" layoutInCell="1" allowOverlap="1" wp14:anchorId="5EB87B46" wp14:editId="665E158D">
                 <wp:simplePos x="0" y="0"/>
                 <wp:positionH relativeFrom="margin">
                   <wp:align>left</wp:align>
@@ -217,7 +215,7 @@
           </mc:Choice>
           <mc:Fallback>
             <w:pict>
-              <v:shapetype w14:anchorId="7BE01968" id="_x0000_t202" coordsize="21600,21600" o:spt="202" path="m,l,21600r21600,l21600,xe">
+              <v:shapetype w14:anchorId="5EB87B46" id="_x0000_t202" coordsize="21600,21600" o:spt="202" path="m,l,21600r21600,l21600,xe">
                 <v:stroke joinstyle="miter"/>
                 <v:path gradientshapeok="t" o:connecttype="rect"/>
               </v:shapetype>
@@ -435,6 +433,12 @@
         </w:rPr>
         <w:t>NOMBRE DEL PASANTE:</w:t>
       </w:r>
+      <w:r>
+        <w:rPr>
+          <w:b/>
+        </w:rPr>
+        <w:t>{{estudiante|completo|upper}}</w:t>
+      </w:r>
     </w:p>
     <w:p>
       <w:pPr>
@@ -454,9 +458,19 @@
       </w:r>
       <w:r>
         <w:rPr>
+          <w:b/>
+          <w:bCs/>
           <w:lang w:val="es-ES"/>
         </w:rPr>
         <w:t>V-</w:t>
+      </w:r>
+      <w:r>
+        <w:rPr>
+          <w:b/>
+          <w:bCs/>
+          <w:lang w:val="es-ES"/>
+        </w:rPr>
+        <w:t>{{estudiante.cedula}}</w:t>
       </w:r>
     </w:p>
     <w:p>
@@ -476,6 +490,13 @@
         </w:rPr>
         <w:t xml:space="preserve">ESCUELA: </w:t>
       </w:r>
+      <w:r>
+        <w:rPr>
+          <w:b/>
+          <w:lang w:val="es-ES"/>
+        </w:rPr>
+        <w:t>INSTITUTO UNIVERSITARIO POLITÉCNICO “SANTIAGO MARIÑO” EXTENSION BARINAS</w:t>
+      </w:r>
     </w:p>
     <w:p>
       <w:pPr>
@@ -491,21 +512,67 @@
         </w:rPr>
         <w:t xml:space="preserve">TÍTULO INFORME DE PASANTÍA: </w:t>
       </w:r>
+      <w:r>
+        <w:rPr>
+          <w:b/>
+        </w:rPr>
+        <w:t>{{</w:t>
+      </w:r>
+      <w:r>
+        <w:rPr>
+          <w:b/>
+        </w:rPr>
+        <w:t>titulo_de_informe</w:t>
+      </w:r>
+      <w:r>
+        <w:rPr>
+          <w:b/>
+        </w:rPr>
+        <w:t>}}</w:t>
+      </w:r>
     </w:p>
     <w:p>
       <w:pPr>
         <w:spacing w:line="360" w:lineRule="auto"/>
         <w:jc w:val="both"/>
-        <w:rPr>
-          <w:b/>
-        </w:rPr>
       </w:pPr>
     </w:p>
     <w:p>
       <w:pPr>
         <w:spacing w:line="360" w:lineRule="auto"/>
         <w:jc w:val="both"/>
-      </w:pPr>
+        <w:rPr>
+          <w:b/>
+          <w:spacing w:val="-8"/>
+        </w:rPr>
+      </w:pPr>
+      <w:r>
+        <w:rPr>
+          <w:b/>
+        </w:rPr>
+        <w:t>EMPRESA DONDE REALIZO LA PASANTÍA</w:t>
+      </w:r>
+      <w:r>
+        <w:rPr>
+          <w:b/>
+          <w:spacing w:val="-8"/>
+        </w:rPr>
+        <w:t>:</w:t>
+      </w:r>
+      <w:r>
+        <w:rPr>
+          <w:b/>
+          <w:spacing w:val="-8"/>
+        </w:rPr>
+        <w:t>{{empresa.razon_social}}</w:t>
+      </w:r>
+      <w:r>
+        <w:rPr>
+          <w:b/>
+          <w:spacing w:val="-8"/>
+        </w:rPr>
+        <w:t xml:space="preserve"> </w:t>
+      </w:r>
     </w:p>
     <w:p>
       <w:pPr>
@@ -516,19 +583,45 @@
           <w:spacing w:val="-8"/>
         </w:rPr>
       </w:pPr>
-      <w:r>
-        <w:rPr>
-          <w:b/>
-        </w:rPr>
-        <w:t>EMPRESA DONDE REALIZO LA PASANTÍA</w:t>
-      </w:r>
-      <w:r>
-        <w:rPr>
-          <w:b/>
-          <w:spacing w:val="-8"/>
+    </w:p>
+    <w:p>
+      <w:pPr>
+        <w:spacing w:line="360" w:lineRule="auto"/>
+        <w:jc w:val="both"/>
+        <w:rPr>
+          <w:b/>
+        </w:rPr>
+      </w:pPr>
+    </w:p>
+    <w:p>
+      <w:pPr>
+        <w:spacing w:line="360" w:lineRule="auto"/>
+        <w:jc w:val="both"/>
+        <w:rPr>
+          <w:b/>
+          <w:lang w:val="pt-BR"/>
+        </w:rPr>
+      </w:pPr>
+      <w:r>
+        <w:rPr>
+          <w:b/>
+        </w:rPr>
+        <w:t>DEPARTAMENTO O GERENCIA</w:t>
+      </w:r>
+      <w:r>
+        <w:rPr>
+          <w:b/>
+          <w:lang w:val="pt-BR"/>
         </w:rPr>
         <w:t xml:space="preserve">: </w:t>
       </w:r>
+      <w:r>
+        <w:rPr>
+          <w:b/>
+          <w:lang w:val="pt-BR"/>
+        </w:rPr>
+        <w:t>{{departamento}}</w:t>
+      </w:r>
     </w:p>
     <w:p>
       <w:pPr>
@@ -536,7 +629,7 @@
         <w:jc w:val="both"/>
         <w:rPr>
           <w:b/>
-          <w:spacing w:val="-8"/>
+          <w:lang w:val="pt-BR"/>
         </w:rPr>
       </w:pPr>
     </w:p>
@@ -546,6 +639,7 @@
         <w:jc w:val="both"/>
         <w:rPr>
           <w:b/>
+          <w:lang w:val="pt-BR"/>
         </w:rPr>
       </w:pPr>
     </w:p>
@@ -553,71 +647,18 @@
       <w:pPr>
         <w:spacing w:line="360" w:lineRule="auto"/>
         <w:jc w:val="both"/>
-        <w:rPr>
-          <w:b/>
-          <w:lang w:val="pt-BR"/>
-        </w:rPr>
-      </w:pPr>
-      <w:r>
-        <w:rPr>
-          <w:b/>
-        </w:rPr>
-        <w:t>DEPARTAMENTO O GERENCIA</w:t>
-      </w:r>
-      <w:r>
-        <w:rPr>
-          <w:b/>
-          <w:lang w:val="pt-BR"/>
-        </w:rPr>
-        <w:t xml:space="preserve">: </w:t>
-      </w:r>
+      </w:pPr>
     </w:p>
     <w:p>
       <w:pPr>
         <w:spacing w:line="360" w:lineRule="auto"/>
         <w:jc w:val="both"/>
-        <w:rPr>
-          <w:b/>
-          <w:lang w:val="pt-BR"/>
-        </w:rPr>
       </w:pPr>
     </w:p>
     <w:p>
       <w:pPr>
         <w:spacing w:line="360" w:lineRule="auto"/>
         <w:jc w:val="both"/>
-        <w:rPr>
-          <w:b/>
-          <w:lang w:val="pt-BR"/>
-        </w:rPr>
-      </w:pPr>
-    </w:p>
-    <w:p>
-      <w:pPr>
-        <w:spacing w:line="360" w:lineRule="auto"/>
-        <w:jc w:val="both"/>
-        <w:rPr>
-          <w:b/>
-          <w:lang w:val="pt-BR"/>
-        </w:rPr>
-      </w:pPr>
-    </w:p>
-    <w:p>
-      <w:pPr>
-        <w:spacing w:line="360" w:lineRule="auto"/>
-        <w:jc w:val="both"/>
-      </w:pPr>
-    </w:p>
-    <w:p>
-      <w:pPr>
-        <w:spacing w:line="360" w:lineRule="auto"/>
-        <w:jc w:val="both"/>
-      </w:pPr>
-    </w:p>
-    <w:p>
-      <w:pPr>
-        <w:spacing w:line="360" w:lineRule="auto"/>
-        <w:jc w:val="both"/>
       </w:pPr>
     </w:p>
     <w:p>
@@ -652,55 +693,13 @@
         <w:rPr>
           <w:b/>
         </w:rPr>
-        <w:t xml:space="preserve"> _</w:t>
-      </w:r>
-      <w:r>
-        <w:rPr>
-          <w:b/>
-        </w:rPr>
-        <w:t>______________</w:t>
-      </w:r>
-      <w:r>
-        <w:rPr>
-          <w:b/>
-        </w:rPr>
-        <w:t xml:space="preserve">DE </w:t>
-      </w:r>
-      <w:r>
-        <w:rPr>
-          <w:b/>
-        </w:rPr>
-        <w:t>___________</w:t>
-      </w:r>
-      <w:r>
-        <w:rPr>
-          <w:b/>
-        </w:rPr>
-        <w:t xml:space="preserve"> DE</w:t>
-      </w:r>
-      <w:r>
-        <w:rPr>
-          <w:b/>
-        </w:rPr>
-        <w:t>L</w:t>
-      </w:r>
-      <w:r>
-        <w:rPr>
-          <w:b/>
-        </w:rPr>
-        <w:t xml:space="preserve"> 20</w:t>
-      </w:r>
-      <w:r>
-        <w:rPr>
-          <w:b/>
-        </w:rPr>
-        <w:t>______</w:t>
-      </w:r>
-      <w:r>
-        <w:rPr>
-          <w:b/>
-        </w:rPr>
-        <w:t>____</w:t>
+        <w:t xml:space="preserve"> </w:t>
+      </w:r>
+      <w:r>
+        <w:rPr>
+          <w:b/>
+        </w:rPr>
+        <w:t>{{hoy|fecha_es|upper}}</w:t>
       </w:r>
     </w:p>
     <w:p>
@@ -791,7 +790,7 @@
         <mc:AlternateContent>
           <mc:Choice Requires="wps">
             <w:drawing>
-              <wp:anchor distT="0" distB="0" distL="114300" distR="114300" simplePos="0" relativeHeight="251663360" behindDoc="0" locked="0" layoutInCell="1" allowOverlap="1" wp14:anchorId="6DA7D672" wp14:editId="5ADAC0E2">
+              <wp:anchor distT="0" distB="0" distL="114300" distR="114300" simplePos="0" relativeHeight="251663360" behindDoc="0" locked="0" layoutInCell="1" allowOverlap="1" wp14:anchorId="426DBC5B" wp14:editId="06DFCBC0">
                 <wp:simplePos x="0" y="0"/>
                 <wp:positionH relativeFrom="margin">
                   <wp:posOffset>-114300</wp:posOffset>
@@ -873,7 +872,7 @@
           </mc:Choice>
           <mc:Fallback>
             <w:pict>
-              <v:shape w14:anchorId="6DA7D672" id="Cuadro de texto 4" o:spid="_x0000_s1027" type="#_x0000_t202" style="position:absolute;left:0;text-align:left;margin-left:-9pt;margin-top:94.05pt;width:483pt;height:19.5pt;z-index:251663360;visibility:visible;mso-wrap-style:square;mso-wrap-distance-left:9pt;mso-wrap-distance-top:0;mso-wrap-distance-right:9pt;mso-wrap-distance-bottom:0;mso-position-horizontal:absolute;mso-position-horizontal-relative:margin;mso-position-vertical:absolute;mso-position-vertical-relative:text;v-text-anchor:top" o:gfxdata="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" filled="f" stroked="f" strokeweight=".5pt">
+              <v:shape w14:anchorId="426DBC5B" id="Cuadro de texto 4" o:spid="_x0000_s1027" type="#_x0000_t202" style="position:absolute;left:0;text-align:left;margin-left:-9pt;margin-top:94.05pt;width:483pt;height:19.5pt;z-index:251663360;visibility:visible;mso-wrap-style:square;mso-wrap-distance-left:9pt;mso-wrap-distance-top:0;mso-wrap-distance-right:9pt;mso-wrap-distance-bottom:0;mso-position-horizontal:absolute;mso-position-horizontal-relative:margin;mso-position-vertical:absolute;mso-position-vertical-relative:text;v-text-anchor:top" o:gfxdata="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" filled="f" stroked="f" strokeweight=".5pt">
                 <v:textbox>
                   <w:txbxContent>
                     <w:p>
@@ -912,7 +911,7 @@
         <mc:AlternateContent>
           <mc:Choice Requires="wps">
             <w:drawing>
-              <wp:anchor distT="0" distB="0" distL="114300" distR="114300" simplePos="0" relativeHeight="251661312" behindDoc="0" locked="0" layoutInCell="1" allowOverlap="1" wp14:anchorId="47F14618" wp14:editId="0E1AEA01">
+              <wp:anchor distT="0" distB="0" distL="114300" distR="114300" simplePos="0" relativeHeight="251661312" behindDoc="0" locked="0" layoutInCell="1" allowOverlap="1" wp14:anchorId="52982C50" wp14:editId="32E8CF4E">
                 <wp:simplePos x="0" y="0"/>
                 <wp:positionH relativeFrom="page">
                   <wp:posOffset>245110</wp:posOffset>
@@ -1017,7 +1016,7 @@
 </file>
 
 <file path=word/endnotes.xml><?xml version="1.0" encoding="utf-8"?>
-<w:endnotes xmlns:wpc="http://schemas.microsoft.com/office/word/2010/wordprocessingCanvas" xmlns:mc="http://schemas.openxmlformats.org/markup-compatibility/2006" xmlns:o="urn:schemas-microsoft-com:office:office" xmlns:r="http://schemas.openxmlformats.org/officeDocument/2006/relationships" xmlns:m="http://schemas.openxmlformats.org/officeDocument/2006/math" xmlns:v="urn:schemas-microsoft-com:vml" xmlns:wp14="http://schemas.microsoft.com/office/word/2010/wordprocessingDrawing" xmlns:wp="http://schemas.openxmlformats.org/drawingml/2006/wordprocessingDrawing" xmlns:w10="urn:schemas-microsoft-com:office:word" xmlns:w="http://schemas.openxmlformats.org/wordprocessingml/2006/main" xmlns:w14="http://schemas.microsoft.com/office/word/2010/wordml" xmlns:w15="http://schemas.microsoft.com/office/word/2012/wordml" xmlns:wpg="http://schemas.microsoft.com/office/word/2010/wordprocessingGroup" xmlns:wpi="http://schemas.microsoft.com/office/word/2010/wordprocessingInk" xmlns:wne="http://schemas.microsoft.com/office/word/2006/wordml" xmlns:wps="http://schemas.microsoft.com/office/word/2010/wordprocessingShape" mc:Ignorable="w14 w15 wp14">
+<w:endnotes xmlns:wpc="http://schemas.microsoft.com/office/word/2010/wordprocessingCanvas" xmlns:cx="http://schemas.microsoft.com/office/drawing/2014/chartex" xmlns:cx1="http://schemas.microsoft.com/office/drawing/2015/9/8/chartex" xmlns:cx2="http://schemas.microsoft.com/office/drawing/2015/10/21/chartex" xmlns:cx3="http://schemas.microsoft.com/office/drawing/2016/5/9/chartex" xmlns:cx4="http://schemas.microsoft.com/office/drawing/2016/5/10/chartex" xmlns:cx5="http://schemas.microsoft.com/office/drawing/2016/5/11/chartex" xmlns:cx6="http://schemas.microsoft.com/office/drawing/2016/5/12/chartex" xmlns:cx7="http://schemas.microsoft.com/office/drawing/2016/5/13/chartex" xmlns:cx8="http://schemas.microsoft.com/office/drawing/2016/5/14/chartex" xmlns:mc="http://schemas.openxmlformats.org/markup-compatibility/2006" xmlns:aink="http://schemas.microsoft.com/office/drawing/2016/ink" xmlns:am3d="http://schemas.microsoft.com/office/drawing/2017/model3d" xmlns:o="urn:schemas-microsoft-com:office:office" xmlns:r="http://schemas.openxmlformats.org/officeDocument/2006/relationships" xmlns:m="http://schemas.openxmlformats.org/officeDocument/2006/math" xmlns:v="urn:schemas-microsoft-com:vml" xmlns:wp14="http://schemas.microsoft.com/office/word/2010/wordprocessingDrawing" xmlns:wp="http://schemas.openxmlformats.org/drawingml/2006/wordprocessingDrawing" xmlns:w10="urn:schemas-microsoft-com:office:word" xmlns:w="http://schemas.openxmlformats.org/wordprocessingml/2006/main" xmlns:w14="http://schemas.microsoft.com/office/word/2010/wordml" xmlns:w15="http://schemas.microsoft.com/office/word/2012/wordml" xmlns:w16cex="http://schemas.microsoft.com/office/word/2018/wordml/cex" xmlns:w16cid="http://schemas.microsoft.com/office/word/2016/wordml/cid" xmlns:w16="http://schemas.microsoft.com/office/word/2018/wordml" xmlns:w16sdtdh="http://schemas.microsoft.com/office/word/2020/wordml/sdtdatahash" xmlns:w16se="http://schemas.microsoft.com/office/word/2015/wordml/symex" xmlns:wpg="http://schemas.microsoft.com/office/word/2010/wordprocessingGroup" xmlns:wpi="http://schemas.microsoft.com/office/word/2010/wordprocessingInk" xmlns:wne="http://schemas.microsoft.com/office/word/2006/wordml" xmlns:wps="http://schemas.microsoft.com/office/word/2010/wordprocessingShape" mc:Ignorable="w14 w15 w16se w16cid w16 w16cex w16sdtdh wp14">
   <w:endnote w:type="separator" w:id="-1">
     <w:p>
       <w:r>
@@ -1036,7 +1035,7 @@
 </file>
 
 <file path=word/footer1.xml><?xml version="1.0" encoding="utf-8"?>
-<w:ftr xmlns:wpc="http://schemas.microsoft.com/office/word/2010/wordprocessingCanvas" xmlns:mc="http://schemas.openxmlformats.org/markup-compatibility/2006" xmlns:o="urn:schemas-microsoft-com:office:office" xmlns:r="http://schemas.openxmlformats.org/officeDocument/2006/relationships" xmlns:m="http://schemas.openxmlformats.org/officeDocument/2006/math" xmlns:v="urn:schemas-microsoft-com:vml" xmlns:wp14="http://schemas.microsoft.com/office/word/2010/wordprocessingDrawing" xmlns:wp="http://schemas.openxmlformats.org/drawingml/2006/wordprocessingDrawing" xmlns:w10="urn:schemas-microsoft-com:office:word" xmlns:w="http://schemas.openxmlformats.org/wordprocessingml/2006/main" xmlns:w14="http://schemas.microsoft.com/office/word/2010/wordml" xmlns:w15="http://schemas.microsoft.com/office/word/2012/wordml" xmlns:wpg="http://schemas.microsoft.com/office/word/2010/wordprocessingGroup" xmlns:wpi="http://schemas.microsoft.com/office/word/2010/wordprocessingInk" xmlns:wne="http://schemas.microsoft.com/office/word/2006/wordml" xmlns:wps="http://schemas.microsoft.com/office/word/2010/wordprocessingShape" mc:Ignorable="w14 w15 wp14">
+<w:ftr xmlns:wpc="http://schemas.microsoft.com/office/word/2010/wordprocessingCanvas" xmlns:cx="http://schemas.microsoft.com/office/drawing/2014/chartex" xmlns:cx1="http://schemas.microsoft.com/office/drawing/2015/9/8/chartex" xmlns:cx2="http://schemas.microsoft.com/office/drawing/2015/10/21/chartex" xmlns:cx3="http://schemas.microsoft.com/office/drawing/2016/5/9/chartex" xmlns:cx4="http://schemas.microsoft.com/office/drawing/2016/5/10/chartex" xmlns:cx5="http://schemas.microsoft.com/office/drawing/2016/5/11/chartex" xmlns:cx6="http://schemas.microsoft.com/office/drawing/2016/5/12/chartex" xmlns:cx7="http://schemas.microsoft.com/office/drawing/2016/5/13/chartex" xmlns:cx8="http://schemas.microsoft.com/office/drawing/2016/5/14/chartex" xmlns:mc="http://schemas.openxmlformats.org/markup-compatibility/2006" xmlns:aink="http://schemas.microsoft.com/office/drawing/2016/ink" xmlns:am3d="http://schemas.microsoft.com/office/drawing/2017/model3d" xmlns:o="urn:schemas-microsoft-com:office:office" xmlns:r="http://schemas.openxmlformats.org/officeDocument/2006/relationships" xmlns:m="http://schemas.openxmlformats.org/officeDocument/2006/math" xmlns:v="urn:schemas-microsoft-com:vml" xmlns:wp14="http://schemas.microsoft.com/office/word/2010/wordprocessingDrawing" xmlns:wp="http://schemas.openxmlformats.org/drawingml/2006/wordprocessingDrawing" xmlns:w10="urn:schemas-microsoft-com:office:word" xmlns:w="http://schemas.openxmlformats.org/wordprocessingml/2006/main" xmlns:w14="http://schemas.microsoft.com/office/word/2010/wordml" xmlns:w15="http://schemas.microsoft.com/office/word/2012/wordml" xmlns:w16cex="http://schemas.microsoft.com/office/word/2018/wordml/cex" xmlns:w16cid="http://schemas.microsoft.com/office/word/2016/wordml/cid" xmlns:w16="http://schemas.microsoft.com/office/word/2018/wordml" xmlns:w16sdtdh="http://schemas.microsoft.com/office/word/2020/wordml/sdtdatahash" xmlns:w16se="http://schemas.microsoft.com/office/word/2015/wordml/symex" xmlns:wpg="http://schemas.microsoft.com/office/word/2010/wordprocessingGroup" xmlns:wpi="http://schemas.microsoft.com/office/word/2010/wordprocessingInk" xmlns:wne="http://schemas.microsoft.com/office/word/2006/wordml" xmlns:wps="http://schemas.microsoft.com/office/word/2010/wordprocessingShape" mc:Ignorable="w14 w15 w16se w16cid w16 w16cex w16sdtdh wp14">
   <w:p>
     <w:pPr>
       <w:pStyle w:val="Piedepgina"/>
@@ -1087,7 +1086,7 @@
 </file>
 
 <file path=word/footer2.xml><?xml version="1.0" encoding="utf-8"?>
-<w:ftr xmlns:wpc="http://schemas.microsoft.com/office/word/2010/wordprocessingCanvas" xmlns:mc="http://schemas.openxmlformats.org/markup-compatibility/2006" xmlns:o="urn:schemas-microsoft-com:office:office" xmlns:r="http://schemas.openxmlformats.org/officeDocument/2006/relationships" xmlns:m="http://schemas.openxmlformats.org/officeDocument/2006/math" xmlns:v="urn:schemas-microsoft-com:vml" xmlns:wp14="http://schemas.microsoft.com/office/word/2010/wordprocessingDrawing" xmlns:wp="http://schemas.openxmlformats.org/drawingml/2006/wordprocessingDrawing" xmlns:w10="urn:schemas-microsoft-com:office:word" xmlns:w="http://schemas.openxmlformats.org/wordprocessingml/2006/main" xmlns:w14="http://schemas.microsoft.com/office/word/2010/wordml" xmlns:w15="http://schemas.microsoft.com/office/word/2012/wordml" xmlns:wpg="http://schemas.microsoft.com/office/word/2010/wordprocessingGroup" xmlns:wpi="http://schemas.microsoft.com/office/word/2010/wordprocessingInk" xmlns:wne="http://schemas.microsoft.com/office/word/2006/wordml" xmlns:wps="http://schemas.microsoft.com/office/word/2010/wordprocessingShape" mc:Ignorable="w14 w15 wp14">
+<w:ftr xmlns:wpc="http://schemas.microsoft.com/office/word/2010/wordprocessingCanvas" xmlns:cx="http://schemas.microsoft.com/office/drawing/2014/chartex" xmlns:cx1="http://schemas.microsoft.com/office/drawing/2015/9/8/chartex" xmlns:cx2="http://schemas.microsoft.com/office/drawing/2015/10/21/chartex" xmlns:cx3="http://schemas.microsoft.com/office/drawing/2016/5/9/chartex" xmlns:cx4="http://schemas.microsoft.com/office/drawing/2016/5/10/chartex" xmlns:cx5="http://schemas.microsoft.com/office/drawing/2016/5/11/chartex" xmlns:cx6="http://schemas.microsoft.com/office/drawing/2016/5/12/chartex" xmlns:cx7="http://schemas.microsoft.com/office/drawing/2016/5/13/chartex" xmlns:cx8="http://schemas.microsoft.com/office/drawing/2016/5/14/chartex" xmlns:mc="http://schemas.openxmlformats.org/markup-compatibility/2006" xmlns:aink="http://schemas.microsoft.com/office/drawing/2016/ink" xmlns:am3d="http://schemas.microsoft.com/office/drawing/2017/model3d" xmlns:o="urn:schemas-microsoft-com:office:office" xmlns:r="http://schemas.openxmlformats.org/officeDocument/2006/relationships" xmlns:m="http://schemas.openxmlformats.org/officeDocument/2006/math" xmlns:v="urn:schemas-microsoft-com:vml" xmlns:wp14="http://schemas.microsoft.com/office/word/2010/wordprocessingDrawing" xmlns:wp="http://schemas.openxmlformats.org/drawingml/2006/wordprocessingDrawing" xmlns:w10="urn:schemas-microsoft-com:office:word" xmlns:w="http://schemas.openxmlformats.org/wordprocessingml/2006/main" xmlns:w14="http://schemas.microsoft.com/office/word/2010/wordml" xmlns:w15="http://schemas.microsoft.com/office/word/2012/wordml" xmlns:w16cex="http://schemas.microsoft.com/office/word/2018/wordml/cex" xmlns:w16cid="http://schemas.microsoft.com/office/word/2016/wordml/cid" xmlns:w16="http://schemas.microsoft.com/office/word/2018/wordml" xmlns:w16sdtdh="http://schemas.microsoft.com/office/word/2020/wordml/sdtdatahash" xmlns:w16se="http://schemas.microsoft.com/office/word/2015/wordml/symex" xmlns:wpg="http://schemas.microsoft.com/office/word/2010/wordprocessingGroup" xmlns:wpi="http://schemas.microsoft.com/office/word/2010/wordprocessingInk" xmlns:wne="http://schemas.microsoft.com/office/word/2006/wordml" xmlns:wps="http://schemas.microsoft.com/office/word/2010/wordprocessingShape" mc:Ignorable="w14 w15 w16se w16cid w16 w16cex w16sdtdh wp14">
   <w:p>
     <w:pPr>
       <w:pStyle w:val="Piedepgina"/>
@@ -1101,7 +1100,7 @@
 </file>
 
 <file path=word/footnotes.xml><?xml version="1.0" encoding="utf-8"?>
-<w:footnotes xmlns:wpc="http://schemas.microsoft.com/office/word/2010/wordprocessingCanvas" xmlns:mc="http://schemas.openxmlformats.org/markup-compatibility/2006" xmlns:o="urn:schemas-microsoft-com:office:office" xmlns:r="http://schemas.openxmlformats.org/officeDocument/2006/relationships" xmlns:m="http://schemas.openxmlformats.org/officeDocument/2006/math" xmlns:v="urn:schemas-microsoft-com:vml" xmlns:wp14="http://schemas.microsoft.com/office/word/2010/wordprocessingDrawing" xmlns:wp="http://schemas.openxmlformats.org/drawingml/2006/wordprocessingDrawing" xmlns:w10="urn:schemas-microsoft-com:office:word" xmlns:w="http://schemas.openxmlformats.org/wordprocessingml/2006/main" xmlns:w14="http://schemas.microsoft.com/office/word/2010/wordml" xmlns:w15="http://schemas.microsoft.com/office/word/2012/wordml" xmlns:wpg="http://schemas.microsoft.com/office/word/2010/wordprocessingGroup" xmlns:wpi="http://schemas.microsoft.com/office/word/2010/wordprocessingInk" xmlns:wne="http://schemas.microsoft.com/office/word/2006/wordml" xmlns:wps="http://schemas.microsoft.com/office/word/2010/wordprocessingShape" mc:Ignorable="w14 w15 wp14">
+<w:footnotes xmlns:wpc="http://schemas.microsoft.com/office/word/2010/wordprocessingCanvas" xmlns:cx="http://schemas.microsoft.com/office/drawing/2014/chartex" xmlns:cx1="http://schemas.microsoft.com/office/drawing/2015/9/8/chartex" xmlns:cx2="http://schemas.microsoft.com/office/drawing/2015/10/21/chartex" xmlns:cx3="http://schemas.microsoft.com/office/drawing/2016/5/9/chartex" xmlns:cx4="http://schemas.microsoft.com/office/drawing/2016/5/10/chartex" xmlns:cx5="http://schemas.microsoft.com/office/drawing/2016/5/11/chartex" xmlns:cx6="http://schemas.microsoft.com/office/drawing/2016/5/12/chartex" xmlns:cx7="http://schemas.microsoft.com/office/drawing/2016/5/13/chartex" xmlns:cx8="http://schemas.microsoft.com/office/drawing/2016/5/14/chartex" xmlns:mc="http://schemas.openxmlformats.org/markup-compatibility/2006" xmlns:aink="http://schemas.microsoft.com/office/drawing/2016/ink" xmlns:am3d="http://schemas.microsoft.com/office/drawing/2017/model3d" xmlns:o="urn:schemas-microsoft-com:office:office" xmlns:r="http://schemas.openxmlformats.org/officeDocument/2006/relationships" xmlns:m="http://schemas.openxmlformats.org/officeDocument/2006/math" xmlns:v="urn:schemas-microsoft-com:vml" xmlns:wp14="http://schemas.microsoft.com/office/word/2010/wordprocessingDrawing" xmlns:wp="http://schemas.openxmlformats.org/drawingml/2006/wordprocessingDrawing" xmlns:w10="urn:schemas-microsoft-com:office:word" xmlns:w="http://schemas.openxmlformats.org/wordprocessingml/2006/main" xmlns:w14="http://schemas.microsoft.com/office/word/2010/wordml" xmlns:w15="http://schemas.microsoft.com/office/word/2012/wordml" xmlns:w16cex="http://schemas.microsoft.com/office/word/2018/wordml/cex" xmlns:w16cid="http://schemas.microsoft.com/office/word/2016/wordml/cid" xmlns:w16="http://schemas.microsoft.com/office/word/2018/wordml" xmlns:w16sdtdh="http://schemas.microsoft.com/office/word/2020/wordml/sdtdatahash" xmlns:w16se="http://schemas.microsoft.com/office/word/2015/wordml/symex" xmlns:wpg="http://schemas.microsoft.com/office/word/2010/wordprocessingGroup" xmlns:wpi="http://schemas.microsoft.com/office/word/2010/wordprocessingInk" xmlns:wne="http://schemas.microsoft.com/office/word/2006/wordml" xmlns:wps="http://schemas.microsoft.com/office/word/2010/wordprocessingShape" mc:Ignorable="w14 w15 w16se w16cid w16 w16cex w16sdtdh wp14">
   <w:footnote w:type="separator" w:id="-1">
     <w:p>
       <w:r>
@@ -1120,7 +1119,7 @@
 </file>
 
 <file path=word/styles.xml><?xml version="1.0" encoding="utf-8"?>
-<w:styles xmlns:mc="http://schemas.openxmlformats.org/markup-compatibility/2006" xmlns:r="http://schemas.openxmlformats.org/officeDocument/2006/relationships" xmlns:w="http://schemas.openxmlformats.org/wordprocessingml/2006/main" xmlns:w14="http://schemas.microsoft.com/office/word/2010/wordml" xmlns:w15="http://schemas.microsoft.com/office/word/2012/wordml" mc:Ignorable="w14 w15">
+<w:styles xmlns:mc="http://schemas.openxmlformats.org/markup-compatibility/2006" xmlns:r="http://schemas.openxmlformats.org/officeDocument/2006/relationships" xmlns:w="http://schemas.openxmlformats.org/wordprocessingml/2006/main" xmlns:w14="http://schemas.microsoft.com/office/word/2010/wordml" xmlns:w15="http://schemas.microsoft.com/office/word/2012/wordml" xmlns:w16cex="http://schemas.microsoft.com/office/word/2018/wordml/cex" xmlns:w16cid="http://schemas.microsoft.com/office/word/2016/wordml/cid" xmlns:w16="http://schemas.microsoft.com/office/word/2018/wordml" xmlns:w16sdtdh="http://schemas.microsoft.com/office/word/2020/wordml/sdtdatahash" xmlns:w16se="http://schemas.microsoft.com/office/word/2015/wordml/symex" mc:Ignorable="w14 w15 w16se w16cid w16 w16cex w16sdtdh">
   <w:docDefaults>
     <w:rPrDefault>
       <w:rPr>
@@ -1130,7 +1129,7 @@
     </w:rPrDefault>
     <w:pPrDefault/>
   </w:docDefaults>
-  <w:latentStyles w:defLockedState="0" w:defUIPriority="0" w:defSemiHidden="0" w:defUnhideWhenUsed="0" w:defQFormat="0" w:count="371">
+  <w:latentStyles w:defLockedState="0" w:defUIPriority="0" w:defSemiHidden="0" w:defUnhideWhenUsed="0" w:defQFormat="0" w:count="376">
     <w:lsdException w:name="Normal" w:qFormat="1"/>
     <w:lsdException w:name="heading 1" w:qFormat="1"/>
     <w:lsdException w:name="heading 2" w:qFormat="1"/>
@@ -1230,7 +1229,6 @@
     <w:lsdException w:name="HTML Sample" w:semiHidden="1" w:unhideWhenUsed="1"/>
     <w:lsdException w:name="HTML Typewriter" w:semiHidden="1" w:unhideWhenUsed="1"/>
     <w:lsdException w:name="HTML Variable" w:semiHidden="1" w:unhideWhenUsed="1"/>
-    <w:lsdException w:name="Normal Table" w:semiHidden="1" w:unhideWhenUsed="1"/>
     <w:lsdException w:name="annotation subject" w:semiHidden="1" w:unhideWhenUsed="1"/>
     <w:lsdException w:name="No List" w:semiHidden="1" w:unhideWhenUsed="1"/>
     <w:lsdException w:name="Outline List 1" w:semiHidden="1" w:unhideWhenUsed="1"/>
@@ -1273,11 +1271,8 @@
     <w:lsdException w:name="Table Contemporary" w:semiHidden="1" w:unhideWhenUsed="1"/>
     <w:lsdException w:name="Table Elegant" w:semiHidden="1" w:unhideWhenUsed="1"/>
     <w:lsdException w:name="Table Professional" w:semiHidden="1" w:unhideWhenUsed="1"/>
-    <w:lsdException w:name="Table Subtle 1" w:semiHidden="1" w:unhideWhenUsed="1"/>
     <w:lsdException w:name="Table Subtle 2" w:semiHidden="1" w:unhideWhenUsed="1"/>
     <w:lsdException w:name="Table Web 1" w:semiHidden="1" w:unhideWhenUsed="1"/>
-    <w:lsdException w:name="Table Web 2" w:semiHidden="1" w:unhideWhenUsed="1"/>
-    <w:lsdException w:name="Table Web 3" w:semiHidden="1" w:unhideWhenUsed="1"/>
     <w:lsdException w:name="Balloon Text" w:semiHidden="1" w:unhideWhenUsed="1"/>
     <w:lsdException w:name="Table Theme" w:semiHidden="1" w:unhideWhenUsed="1"/>
     <w:lsdException w:name="Placeholder Text" w:semiHidden="1" w:uiPriority="99"/>
@@ -1495,6 +1490,11 @@
     <w:lsdException w:name="List Table 5 Dark Accent 6" w:uiPriority="50"/>
     <w:lsdException w:name="List Table 6 Colorful Accent 6" w:uiPriority="51"/>
     <w:lsdException w:name="List Table 7 Colorful Accent 6" w:uiPriority="52"/>
+    <w:lsdException w:name="Mention" w:semiHidden="1" w:uiPriority="99" w:unhideWhenUsed="1"/>
+    <w:lsdException w:name="Smart Hyperlink" w:semiHidden="1" w:uiPriority="99" w:unhideWhenUsed="1"/>
+    <w:lsdException w:name="Hashtag" w:semiHidden="1" w:uiPriority="99" w:unhideWhenUsed="1"/>
+    <w:lsdException w:name="Unresolved Mention" w:semiHidden="1" w:uiPriority="99" w:unhideWhenUsed="1"/>
+    <w:lsdException w:name="Smart Link" w:semiHidden="1" w:uiPriority="99" w:unhideWhenUsed="1"/>
   </w:latentStyles>
   <w:style w:type="paragraph" w:default="1" w:styleId="Normal">
     <w:name w:val="Normal"/>
@@ -1639,7 +1639,7 @@
       <w:ind w:left="566" w:hanging="283"/>
     </w:pPr>
   </w:style>
-  <w:style w:type="paragraph" w:styleId="Puesto">
+  <w:style w:type="paragraph" w:styleId="Ttulo">
     <w:name w:val="Title"/>
     <w:basedOn w:val="Normal"/>
     <w:qFormat/>
